--- a/config/Achyuth_Resume.docx
+++ b/config/Achyuth_Resume.docx
@@ -29,39 +29,7 @@
           <w:sz w:val="18"/>
           <w:szCs w:val="18"/>
         </w:rPr>
-        <w:t xml:space="preserve">Plano, </w:t>
-      </w:r>
-      <w:r>
-        <w:rPr>
-          <w:color w:val="444444"/>
-          <w:sz w:val="18"/>
-          <w:szCs w:val="18"/>
-        </w:rPr>
-        <w:t>TX | kachyuth06@gmail.com | (</w:t>
-      </w:r>
-      <w:r>
-        <w:rPr>
-          <w:color w:val="444444"/>
-          <w:sz w:val="18"/>
-          <w:szCs w:val="18"/>
-        </w:rPr>
-        <w:t>361) 228-</w:t>
-      </w:r>
-      <w:r>
-        <w:rPr>
-          <w:color w:val="444444"/>
-          <w:sz w:val="18"/>
-          <w:szCs w:val="18"/>
-        </w:rPr>
-        <w:t>1825 | linkedin.com</w:t>
-      </w:r>
-      <w:r>
-        <w:rPr>
-          <w:color w:val="444444"/>
-          <w:sz w:val="18"/>
-          <w:szCs w:val="18"/>
-        </w:rPr>
-        <w:t>/in/krishna-achyuth</w:t>
+        <w:t>kachyuth06@gmail.com | (361) 228-1825 | linkedin.com/in/krishna-achyuth | github.com/exfo-invas</w:t>
       </w:r>
     </w:p>
     <w:p>
@@ -77,27 +45,7 @@
           <w:sz w:val="22"/>
           <w:szCs w:val="22"/>
         </w:rPr>
-        <w:t>S</w:t>
-      </w:r>
-      <w:r>
-        <w:rPr>
-          <w:b/>
-          <w:bCs/>
-          <w:color w:val="1A1A1A"/>
-          <w:sz w:val="22"/>
-          <w:szCs w:val="22"/>
-        </w:rPr>
-        <w:t>enior S</w:t>
-      </w:r>
-      <w:r>
-        <w:rPr>
-          <w:b/>
-          <w:bCs/>
-          <w:color w:val="1A1A1A"/>
-          <w:sz w:val="22"/>
-          <w:szCs w:val="22"/>
-        </w:rPr>
-        <w:t>oftware Engineer</w:t>
+        <w:t>Senior Software Engineer</w:t>
       </w:r>
     </w:p>
     <w:p>
@@ -174,17 +122,7 @@
           <w:sz w:val="22"/>
           <w:szCs w:val="22"/>
         </w:rPr>
-        <w:t xml:space="preserve">Senior Software </w:t>
-      </w:r>
-      <w:r>
-        <w:rPr>
-          <w:b/>
-          <w:bCs/>
-          <w:color w:val="1A1A1A"/>
-          <w:sz w:val="22"/>
-          <w:szCs w:val="22"/>
-        </w:rPr>
-        <w:t>Engineer</w:t>
+        <w:t>Senior Software Engineer</w:t>
       </w:r>
       <w:r>
         <w:rPr>
@@ -192,15 +130,7 @@
           <w:sz w:val="22"/>
           <w:szCs w:val="22"/>
         </w:rPr>
-        <w:t xml:space="preserve"> | Capital</w:t>
-      </w:r>
-      <w:r>
-        <w:rPr>
-          <w:color w:val="444444"/>
-          <w:sz w:val="22"/>
-          <w:szCs w:val="22"/>
-        </w:rPr>
-        <w:t xml:space="preserve"> One, Plano, TX</w:t>
+        <w:t xml:space="preserve"> | Capital One, Plano, TX</w:t>
       </w:r>
       <w:r>
         <w:rPr>
@@ -358,17 +288,7 @@
           <w:sz w:val="22"/>
           <w:szCs w:val="22"/>
         </w:rPr>
-        <w:t xml:space="preserve">Software </w:t>
-      </w:r>
-      <w:r>
-        <w:rPr>
-          <w:b/>
-          <w:bCs/>
-          <w:color w:val="1A1A1A"/>
-          <w:sz w:val="22"/>
-          <w:szCs w:val="22"/>
-        </w:rPr>
-        <w:t>Engineer</w:t>
+        <w:t>Software Engineer</w:t>
       </w:r>
       <w:r>
         <w:rPr>
@@ -376,15 +296,7 @@
           <w:sz w:val="22"/>
           <w:szCs w:val="22"/>
         </w:rPr>
-        <w:t xml:space="preserve"> | Dell</w:t>
-      </w:r>
-      <w:r>
-        <w:rPr>
-          <w:color w:val="444444"/>
-          <w:sz w:val="22"/>
-          <w:szCs w:val="22"/>
-        </w:rPr>
-        <w:t xml:space="preserve"> Technologies, Austin, TX</w:t>
+        <w:t xml:space="preserve"> | Dell Technologies, Austin, TX</w:t>
       </w:r>
       <w:r>
         <w:rPr>
@@ -542,17 +454,7 @@
           <w:sz w:val="22"/>
           <w:szCs w:val="22"/>
         </w:rPr>
-        <w:t xml:space="preserve">Associate Software </w:t>
-      </w:r>
-      <w:r>
-        <w:rPr>
-          <w:b/>
-          <w:bCs/>
-          <w:color w:val="1A1A1A"/>
-          <w:sz w:val="22"/>
-          <w:szCs w:val="22"/>
-        </w:rPr>
-        <w:t>Engineer</w:t>
+        <w:t>Associate Software Engineer</w:t>
       </w:r>
       <w:r>
         <w:rPr>
@@ -560,15 +462,7 @@
           <w:sz w:val="22"/>
           <w:szCs w:val="22"/>
         </w:rPr>
-        <w:t xml:space="preserve"> | Softqlud</w:t>
-      </w:r>
-      <w:r>
-        <w:rPr>
-          <w:color w:val="444444"/>
-          <w:sz w:val="22"/>
-          <w:szCs w:val="22"/>
-        </w:rPr>
-        <w:t xml:space="preserve"> Infotech Solutions, Hyderabad, India</w:t>
+        <w:t xml:space="preserve"> | Softqlud Infotech Solutions, Hyderabad, India</w:t>
       </w:r>
       <w:r>
         <w:rPr>
@@ -705,27 +599,13 @@
           <w:bCs/>
           <w:color w:val="1A1A1A"/>
         </w:rPr>
-        <w:t xml:space="preserve">Master of Science, Computer </w:t>
-      </w:r>
-      <w:r>
-        <w:rPr>
-          <w:b/>
-          <w:bCs/>
-          <w:color w:val="1A1A1A"/>
-        </w:rPr>
-        <w:t>Science</w:t>
+        <w:t>Master of Science, Computer Science</w:t>
       </w:r>
       <w:r>
         <w:rPr>
           <w:color w:val="444444"/>
         </w:rPr>
-        <w:t xml:space="preserve"> — Texas</w:t>
-      </w:r>
-      <w:r>
-        <w:rPr>
-          <w:color w:val="444444"/>
-        </w:rPr>
-        <w:t xml:space="preserve"> A&amp;M University – Kingsville, Kingsville, TX</w:t>
+        <w:t xml:space="preserve"> — Texas A&amp;M University – Kingsville, Kingsville, TX</w:t>
       </w:r>
       <w:r>
         <w:rPr>
@@ -734,6 +614,186 @@
           <w:color w:val="444444"/>
         </w:rPr>
         <w:t>2021 – 2022</w:t>
+      </w:r>
+    </w:p>
+    <w:p>
+      <w:pPr>
+        <w:spacing w:before="200" w:after="40"/>
+      </w:pPr>
+      <w:r>
+        <w:rPr>
+          <w:b/>
+          <w:bCs/>
+          <w:smallCaps/>
+          <w:color w:val="1A6B72"/>
+          <w:sz w:val="24"/>
+          <w:szCs w:val="24"/>
+        </w:rPr>
+        <w:t>PROJECTS</w:t>
+      </w:r>
+    </w:p>
+    <w:p>
+      <w:pPr>
+        <w:pBdr>
+          <w:bottom w:val="single" w:sz="6" w:space="1" w:color="1A6B72"/>
+        </w:pBdr>
+        <w:spacing w:after="120"/>
+      </w:pPr>
+    </w:p>
+    <w:p>
+      <w:pPr>
+        <w:spacing w:before="160" w:after="40"/>
+      </w:pPr>
+      <w:r>
+        <w:rPr>
+          <w:b/>
+          <w:bCs/>
+          <w:color w:val="1A1A1A"/>
+          <w:sz w:val="22"/>
+          <w:szCs w:val="22"/>
+        </w:rPr>
+        <w:t>Enhanced FC BERT — Greenfield Desktop Application</w:t>
+      </w:r>
+      <w:r>
+        <w:rPr>
+          <w:color w:val="444444"/>
+          <w:sz w:val="22"/>
+          <w:szCs w:val="22"/>
+        </w:rPr>
+        <w:t xml:space="preserve"> | github.com/exfo-invas</w:t>
+      </w:r>
+    </w:p>
+    <w:p>
+      <w:pPr>
+        <w:numPr>
+          <w:ilvl w:val="0"/>
+          <w:numId w:val="1"/>
+        </w:numPr>
+        <w:pBdr>
+          <w:top w:val="nil"/>
+          <w:left w:val="nil"/>
+          <w:bottom w:val="nil"/>
+          <w:right w:val="nil"/>
+          <w:between w:val="nil"/>
+        </w:pBdr>
+        <w:spacing w:before="40" w:after="40"/>
+      </w:pPr>
+      <w:r>
+        <w:rPr>
+          <w:color w:val="1A1A1A"/>
+        </w:rPr>
+        <w:t>Architected and delivered a greenfield cross-platform desktop application for Fiber Channel Bit Error Rate Testing, bundling Angular 19, Electron 22, and a Java Spring Boot 3.5 backend into a single installable executable shipped to customers.</w:t>
+      </w:r>
+    </w:p>
+    <w:p>
+      <w:pPr>
+        <w:numPr>
+          <w:ilvl w:val="0"/>
+          <w:numId w:val="1"/>
+        </w:numPr>
+        <w:pBdr>
+          <w:top w:val="nil"/>
+          <w:left w:val="nil"/>
+          <w:bottom w:val="nil"/>
+          <w:right w:val="nil"/>
+          <w:between w:val="nil"/>
+        </w:pBdr>
+        <w:spacing w:before="40" w:after="40"/>
+      </w:pPr>
+      <w:r>
+        <w:rPr>
+          <w:color w:val="1A1A1A"/>
+        </w:rPr>
+        <w:t>Designed a real-time metrics pipeline polling SCPI-protocol network hardware via Telnet at 1-second intervals for traffic disruption, frame loss, latency, and throughput; implemented hourly CSV aggregation and auto-generated PDF test reports.</w:t>
+      </w:r>
+    </w:p>
+    <w:p>
+      <w:pPr>
+        <w:numPr>
+          <w:ilvl w:val="0"/>
+          <w:numId w:val="1"/>
+        </w:numPr>
+        <w:pBdr>
+          <w:top w:val="nil"/>
+          <w:left w:val="nil"/>
+          <w:bottom w:val="nil"/>
+          <w:right w:val="nil"/>
+          <w:between w:val="nil"/>
+        </w:pBdr>
+        <w:spacing w:before="40" w:after="40"/>
+      </w:pPr>
+      <w:r>
+        <w:rPr>
+          <w:color w:val="1A1A1A"/>
+        </w:rPr>
+        <w:t>Built a secure IPC bridge between Electron’s main process and the Angular renderer, enforcing least-privilege access to Node.js/filesystem APIs; packaged and validated cross-platform builds for Windows, Linux, and macOS.</w:t>
+      </w:r>
+    </w:p>
+    <w:p>
+      <w:pPr>
+        <w:spacing w:before="160" w:after="40"/>
+      </w:pPr>
+      <w:r>
+        <w:rPr>
+          <w:b/>
+          <w:bCs/>
+          <w:color w:val="1A1A1A"/>
+          <w:sz w:val="22"/>
+          <w:szCs w:val="22"/>
+        </w:rPr>
+        <w:t>Fitnex — AI Fitness Coaching App</w:t>
+      </w:r>
+      <w:r>
+        <w:rPr>
+          <w:color w:val="444444"/>
+          <w:sz w:val="22"/>
+          <w:szCs w:val="22"/>
+        </w:rPr>
+        <w:t xml:space="preserve"> | github.com/Iamkach</w:t>
+      </w:r>
+    </w:p>
+    <w:p>
+      <w:pPr>
+        <w:numPr>
+          <w:ilvl w:val="0"/>
+          <w:numId w:val="1"/>
+        </w:numPr>
+        <w:pBdr>
+          <w:top w:val="nil"/>
+          <w:left w:val="nil"/>
+          <w:bottom w:val="nil"/>
+          <w:right w:val="nil"/>
+          <w:between w:val="nil"/>
+        </w:pBdr>
+        <w:spacing w:before="40" w:after="40"/>
+      </w:pPr>
+      <w:r>
+        <w:rPr>
+          <w:color w:val="1A1A1A"/>
+        </w:rPr>
+        <w:t>Built an agentic AI fitness coaching app using Claude API with multi-turn conversation, personalized workout plan generation, and adaptive goal tracking; deployed on AWS with a React frontend and Python/FastAPI backend.</w:t>
+      </w:r>
+    </w:p>
+    <w:p>
+      <w:pPr>
+        <w:numPr>
+          <w:ilvl w:val="0"/>
+          <w:numId w:val="1"/>
+        </w:numPr>
+        <w:pBdr>
+          <w:top w:val="nil"/>
+          <w:left w:val="nil"/>
+          <w:bottom w:val="nil"/>
+          <w:right w:val="nil"/>
+          <w:between w:val="nil"/>
+        </w:pBdr>
+        <w:spacing w:before="40" w:after="40"/>
+      </w:pPr>
+      <w:r>
+        <w:rPr>
+          <w:color w:val="1A1A1A"/>
+        </w:rPr>
+        <w:t>Implemented prompt caching and streaming to reduce latency by 40% and cut API costs; designed the tool-use loop enabling Claude to query user history, adjust plans, and explain reasoning in real time.</w:t>
       </w:r>
     </w:p>
     <w:p>

--- a/config/Achyuth_Resume.docx
+++ b/config/Achyuth_Resume.docx
@@ -29,7 +29,7 @@
           <w:sz w:val="18"/>
           <w:szCs w:val="18"/>
         </w:rPr>
-        <w:t>kachyuth06@gmail.com | (361) 228-1825 | linkedin.com/in/krishna-achyuth | github.com/exfo-invas</w:t>
+        <w:t>San Ramon, CA | kachyuth06@gmail.com | (361) 228-1825 | linkedin.com/in/krishna-achyuth | github.com/Iamkach</w:t>
       </w:r>
     </w:p>
     <w:p>
